--- a/Analyse.docx
+++ b/Analyse.docx
@@ -5,26 +5,30 @@
     <w:p>
       <w:pPr>
         <w:rPr>
-          <w:sz w:val="36"/>
-        </w:rPr>
-      </w:pPr>
-      <w:r>
-        <w:rPr>
-          <w:sz w:val="36"/>
+          <w:sz w:val="26"/>
+          <w:szCs w:val="26"/>
+        </w:rPr>
+      </w:pPr>
+      <w:r>
+        <w:rPr>
+          <w:sz w:val="26"/>
+          <w:szCs w:val="26"/>
         </w:rPr>
         <w:t xml:space="preserve">Aufbau von </w:t>
       </w:r>
       <w:proofErr w:type="spellStart"/>
       <w:r>
         <w:rPr>
-          <w:sz w:val="36"/>
+          <w:sz w:val="26"/>
+          <w:szCs w:val="26"/>
         </w:rPr>
         <w:t>Json</w:t>
       </w:r>
       <w:proofErr w:type="spellEnd"/>
       <w:r>
         <w:rPr>
-          <w:sz w:val="36"/>
+          <w:sz w:val="26"/>
+          <w:szCs w:val="26"/>
         </w:rPr>
         <w:t xml:space="preserve"> Datei Struktur</w:t>
       </w:r>
@@ -33,540 +37,648 @@
       <w:pPr>
         <w:rPr>
           <w:color w:val="FF0000"/>
-          <w:sz w:val="32"/>
-          <w:szCs w:val="32"/>
-        </w:rPr>
-      </w:pPr>
-      <w:r>
-        <w:rPr>
-          <w:sz w:val="32"/>
-          <w:szCs w:val="32"/>
+          <w:sz w:val="26"/>
+          <w:szCs w:val="26"/>
+        </w:rPr>
+      </w:pPr>
+      <w:r>
+        <w:rPr>
+          <w:sz w:val="26"/>
+          <w:szCs w:val="26"/>
         </w:rPr>
         <w:t>„</w:t>
       </w:r>
       <w:proofErr w:type="spellStart"/>
       <w:r>
         <w:rPr>
-          <w:sz w:val="32"/>
-          <w:szCs w:val="32"/>
+          <w:rFonts w:cstheme="minorHAnsi"/>
+          <w:sz w:val="26"/>
+          <w:szCs w:val="26"/>
         </w:rPr>
         <w:t>cells</w:t>
       </w:r>
       <w:proofErr w:type="spellEnd"/>
       <w:r>
         <w:rPr>
-          <w:sz w:val="32"/>
-          <w:szCs w:val="32"/>
+          <w:rFonts w:cstheme="minorHAnsi"/>
+          <w:sz w:val="26"/>
+          <w:szCs w:val="26"/>
         </w:rPr>
         <w:t>“: []</w:t>
       </w:r>
       <w:r>
         <w:rPr>
-          <w:sz w:val="32"/>
-          <w:szCs w:val="32"/>
+          <w:rFonts w:cstheme="minorHAnsi"/>
+          <w:color w:val="FF0000"/>
+          <w:sz w:val="26"/>
+          <w:szCs w:val="26"/>
+        </w:rPr>
+        <w:t xml:space="preserve"> </w:t>
+      </w:r>
+      <w:r>
+        <w:rPr>
+          <w:color w:val="FF0000"/>
+          <w:sz w:val="26"/>
+          <w:szCs w:val="26"/>
+        </w:rPr>
+        <w:t>Dieses Array enthält alle Zellen des Notebooks. Jede Zelle ist ein eigenes Objekt.</w:t>
+      </w:r>
+    </w:p>
+    <w:p>
+      <w:pPr>
+        <w:rPr>
+          <w:rFonts w:cstheme="minorHAnsi"/>
+          <w:color w:val="FF0000"/>
+          <w:sz w:val="26"/>
+          <w:szCs w:val="26"/>
+        </w:rPr>
+      </w:pPr>
+    </w:p>
+    <w:p>
+      <w:pPr>
+        <w:rPr>
+          <w:rFonts w:cstheme="minorHAnsi"/>
+          <w:color w:val="FF0000"/>
+          <w:sz w:val="26"/>
+          <w:szCs w:val="26"/>
+        </w:rPr>
+      </w:pPr>
+      <w:r>
+        <w:rPr>
+          <w:rFonts w:cstheme="minorHAnsi"/>
+          <w:sz w:val="26"/>
+          <w:szCs w:val="26"/>
+        </w:rPr>
+        <w:t xml:space="preserve">{}: </w:t>
+      </w:r>
+      <w:r>
+        <w:rPr>
+          <w:rFonts w:cstheme="minorHAnsi"/>
+          <w:color w:val="FF0000"/>
+          <w:sz w:val="26"/>
+          <w:szCs w:val="26"/>
+        </w:rPr>
+        <w:t>Kennzeichnet ein Objekt. (umrandet).</w:t>
+      </w:r>
+    </w:p>
+    <w:p>
+      <w:pPr>
+        <w:rPr>
+          <w:rFonts w:cstheme="minorHAnsi"/>
+          <w:color w:val="FF0000"/>
+          <w:sz w:val="26"/>
+          <w:szCs w:val="26"/>
+        </w:rPr>
+      </w:pPr>
+    </w:p>
+    <w:p>
+      <w:pPr>
+        <w:rPr>
+          <w:rFonts w:cstheme="minorHAnsi"/>
+          <w:color w:val="FF0000"/>
+          <w:sz w:val="26"/>
+          <w:szCs w:val="26"/>
+        </w:rPr>
+      </w:pPr>
+      <w:r>
+        <w:rPr>
+          <w:rFonts w:cstheme="minorHAnsi"/>
+          <w:sz w:val="26"/>
+          <w:szCs w:val="26"/>
+        </w:rPr>
+        <w:t xml:space="preserve">[]: </w:t>
+      </w:r>
+      <w:r>
+        <w:rPr>
+          <w:rFonts w:cstheme="minorHAnsi"/>
+          <w:color w:val="FF0000"/>
+          <w:sz w:val="26"/>
+          <w:szCs w:val="26"/>
+        </w:rPr>
+        <w:t>Kennzeichnet ein Array.</w:t>
+      </w:r>
+    </w:p>
+    <w:p>
+      <w:pPr>
+        <w:rPr>
+          <w:rFonts w:cstheme="minorHAnsi"/>
+          <w:color w:val="FF0000"/>
+          <w:sz w:val="26"/>
+          <w:szCs w:val="26"/>
+        </w:rPr>
+      </w:pPr>
+    </w:p>
+    <w:p>
+      <w:pPr>
+        <w:rPr>
+          <w:color w:val="FF0000"/>
+          <w:sz w:val="26"/>
+          <w:szCs w:val="26"/>
+        </w:rPr>
+      </w:pPr>
+      <w:r>
+        <w:rPr>
+          <w:rFonts w:cstheme="minorHAnsi"/>
+          <w:sz w:val="26"/>
+          <w:szCs w:val="26"/>
+        </w:rPr>
+        <w:t>„</w:t>
+      </w:r>
+      <w:proofErr w:type="spellStart"/>
+      <w:r>
+        <w:rPr>
+          <w:rFonts w:cstheme="minorHAnsi"/>
+          <w:sz w:val="26"/>
+          <w:szCs w:val="26"/>
+        </w:rPr>
+        <w:t>Cell_type</w:t>
+      </w:r>
+      <w:proofErr w:type="spellEnd"/>
+      <w:r>
+        <w:rPr>
+          <w:rFonts w:cstheme="minorHAnsi"/>
+          <w:sz w:val="26"/>
+          <w:szCs w:val="26"/>
+        </w:rPr>
+        <w:t xml:space="preserve">“: </w:t>
+      </w:r>
+      <w:r>
+        <w:rPr>
+          <w:rFonts w:cstheme="minorHAnsi"/>
+          <w:color w:val="FF0000"/>
+          <w:sz w:val="26"/>
+          <w:szCs w:val="26"/>
+        </w:rPr>
+        <w:t xml:space="preserve">Gibt den </w:t>
+      </w:r>
+      <w:proofErr w:type="spellStart"/>
+      <w:r>
+        <w:rPr>
+          <w:rFonts w:cstheme="minorHAnsi"/>
+          <w:color w:val="FF0000"/>
+          <w:sz w:val="26"/>
+          <w:szCs w:val="26"/>
+        </w:rPr>
+        <w:t>cell</w:t>
+      </w:r>
+      <w:proofErr w:type="spellEnd"/>
+      <w:r>
+        <w:rPr>
+          <w:rFonts w:cstheme="minorHAnsi"/>
+          <w:color w:val="FF0000"/>
+          <w:sz w:val="26"/>
+          <w:szCs w:val="26"/>
+        </w:rPr>
+        <w:t xml:space="preserve"> </w:t>
+      </w:r>
+      <w:proofErr w:type="spellStart"/>
+      <w:r>
+        <w:rPr>
+          <w:rFonts w:cstheme="minorHAnsi"/>
+          <w:color w:val="FF0000"/>
+          <w:sz w:val="26"/>
+          <w:szCs w:val="26"/>
+        </w:rPr>
+        <w:t>Formatierungs</w:t>
+      </w:r>
+      <w:proofErr w:type="spellEnd"/>
+      <w:r>
+        <w:rPr>
+          <w:color w:val="FF0000"/>
+          <w:sz w:val="26"/>
+          <w:szCs w:val="26"/>
+        </w:rPr>
+        <w:t xml:space="preserve"> typen an. </w:t>
+      </w:r>
+    </w:p>
+    <w:p>
+      <w:pPr>
+        <w:rPr>
+          <w:color w:val="FF0000"/>
+          <w:sz w:val="26"/>
+          <w:szCs w:val="26"/>
+        </w:rPr>
+      </w:pPr>
+    </w:p>
+    <w:p>
+      <w:pPr>
+        <w:rPr>
+          <w:color w:val="FF0000"/>
+          <w:sz w:val="26"/>
+          <w:szCs w:val="26"/>
+        </w:rPr>
+      </w:pPr>
+      <w:r>
+        <w:rPr>
+          <w:sz w:val="26"/>
+          <w:szCs w:val="26"/>
+        </w:rPr>
+        <w:t>„</w:t>
+      </w:r>
+      <w:proofErr w:type="spellStart"/>
+      <w:r>
+        <w:rPr>
+          <w:sz w:val="26"/>
+          <w:szCs w:val="26"/>
+        </w:rPr>
+        <w:t>execution_count</w:t>
+      </w:r>
+      <w:proofErr w:type="spellEnd"/>
+      <w:r>
+        <w:rPr>
+          <w:sz w:val="26"/>
+          <w:szCs w:val="26"/>
+        </w:rPr>
+        <w:t xml:space="preserve">“: </w:t>
+      </w:r>
+      <w:r>
+        <w:rPr>
+          <w:color w:val="FF0000"/>
+          <w:sz w:val="26"/>
+          <w:szCs w:val="26"/>
+        </w:rPr>
+        <w:t>Gibt an, in welcher Reihenfolge eine Code-Zelle ausgeführt wurde.</w:t>
+      </w:r>
+    </w:p>
+    <w:p>
+      <w:pPr>
+        <w:rPr>
+          <w:color w:val="FF0000"/>
+          <w:sz w:val="26"/>
+          <w:szCs w:val="26"/>
+        </w:rPr>
+      </w:pPr>
+    </w:p>
+    <w:p>
+      <w:pPr>
+        <w:rPr>
+          <w:color w:val="FF0000"/>
+          <w:sz w:val="26"/>
+          <w:szCs w:val="26"/>
+        </w:rPr>
+      </w:pPr>
+      <w:proofErr w:type="spellStart"/>
+      <w:r>
+        <w:rPr>
+          <w:sz w:val="26"/>
+          <w:szCs w:val="26"/>
+        </w:rPr>
+        <w:t>Markdown</w:t>
+      </w:r>
+      <w:proofErr w:type="spellEnd"/>
+      <w:r>
+        <w:rPr>
+          <w:sz w:val="26"/>
+          <w:szCs w:val="26"/>
         </w:rPr>
         <w:t xml:space="preserve">: </w:t>
       </w:r>
       <w:r>
         <w:rPr>
           <w:color w:val="FF0000"/>
-          <w:sz w:val="32"/>
-          <w:szCs w:val="32"/>
-        </w:rPr>
-        <w:t>Array für den Code.</w:t>
-      </w:r>
-    </w:p>
-    <w:p>
-      <w:pPr>
-        <w:rPr>
-          <w:color w:val="FF0000"/>
-          <w:sz w:val="32"/>
-          <w:szCs w:val="32"/>
-        </w:rPr>
-      </w:pPr>
-      <w:r>
-        <w:rPr>
-          <w:sz w:val="32"/>
-          <w:szCs w:val="32"/>
-        </w:rPr>
-        <w:t xml:space="preserve">{}: </w:t>
-      </w:r>
-      <w:r>
-        <w:rPr>
-          <w:color w:val="FF0000"/>
-          <w:sz w:val="32"/>
-          <w:szCs w:val="32"/>
-        </w:rPr>
-        <w:t>Sind die Kennzeichnung für einen Code Block (umrandet).</w:t>
-      </w:r>
-    </w:p>
-    <w:p>
-      <w:pPr>
-        <w:rPr>
-          <w:color w:val="FF0000"/>
-          <w:sz w:val="32"/>
-          <w:szCs w:val="32"/>
-        </w:rPr>
-      </w:pPr>
-      <w:r>
-        <w:rPr>
-          <w:sz w:val="32"/>
-          <w:szCs w:val="32"/>
+          <w:sz w:val="26"/>
+          <w:szCs w:val="26"/>
+        </w:rPr>
+        <w:t xml:space="preserve">Syntax für Text Formationen. </w:t>
+      </w:r>
+    </w:p>
+    <w:p>
+      <w:pPr>
+        <w:rPr>
+          <w:color w:val="FF0000"/>
+          <w:sz w:val="26"/>
+          <w:szCs w:val="26"/>
+        </w:rPr>
+      </w:pPr>
+      <w:r>
+        <w:rPr>
+          <w:sz w:val="26"/>
+          <w:szCs w:val="26"/>
         </w:rPr>
         <w:t>„</w:t>
       </w:r>
       <w:proofErr w:type="spellStart"/>
       <w:r>
         <w:rPr>
-          <w:sz w:val="32"/>
-          <w:szCs w:val="32"/>
-        </w:rPr>
-        <w:t>Cell_type</w:t>
+          <w:sz w:val="26"/>
+          <w:szCs w:val="26"/>
+        </w:rPr>
+        <w:t>Metadata</w:t>
       </w:r>
       <w:proofErr w:type="spellEnd"/>
       <w:r>
         <w:rPr>
-          <w:sz w:val="32"/>
-          <w:szCs w:val="32"/>
+          <w:sz w:val="26"/>
+          <w:szCs w:val="26"/>
         </w:rPr>
         <w:t xml:space="preserve">“: </w:t>
       </w:r>
       <w:r>
         <w:rPr>
           <w:color w:val="FF0000"/>
-          <w:sz w:val="32"/>
-          <w:szCs w:val="32"/>
-        </w:rPr>
-        <w:t xml:space="preserve">Gibt den </w:t>
+          <w:sz w:val="26"/>
+          <w:szCs w:val="26"/>
+        </w:rPr>
+        <w:t>Enthält zusätzliche Infos zur Zelle / dem Notebook</w:t>
+      </w:r>
+    </w:p>
+    <w:p>
+      <w:pPr>
+        <w:rPr>
+          <w:sz w:val="26"/>
+          <w:szCs w:val="26"/>
+        </w:rPr>
+      </w:pPr>
+    </w:p>
+    <w:p>
+      <w:pPr>
+        <w:rPr>
+          <w:color w:val="FF0000"/>
+          <w:sz w:val="26"/>
+          <w:szCs w:val="26"/>
+        </w:rPr>
+      </w:pPr>
+      <w:r>
+        <w:rPr>
+          <w:sz w:val="26"/>
+          <w:szCs w:val="26"/>
+        </w:rPr>
+        <w:t xml:space="preserve">Language: </w:t>
+      </w:r>
+      <w:r>
+        <w:rPr>
+          <w:color w:val="FF0000"/>
+          <w:sz w:val="26"/>
+          <w:szCs w:val="26"/>
+        </w:rPr>
+        <w:t>Gibt die Programmiersprache an.</w:t>
+      </w:r>
+    </w:p>
+    <w:p>
+      <w:pPr>
+        <w:rPr>
+          <w:color w:val="FF0000"/>
+          <w:sz w:val="26"/>
+          <w:szCs w:val="26"/>
+        </w:rPr>
+      </w:pPr>
+    </w:p>
+    <w:p>
+      <w:pPr>
+        <w:rPr>
+          <w:color w:val="FF0000"/>
+          <w:sz w:val="26"/>
+          <w:szCs w:val="26"/>
+        </w:rPr>
+      </w:pPr>
+      <w:r>
+        <w:rPr>
+          <w:sz w:val="26"/>
+          <w:szCs w:val="26"/>
+        </w:rPr>
+        <w:t>„</w:t>
       </w:r>
       <w:proofErr w:type="spellStart"/>
       <w:r>
         <w:rPr>
-          <w:color w:val="FF0000"/>
-          <w:sz w:val="32"/>
-          <w:szCs w:val="32"/>
-        </w:rPr>
-        <w:t>cell</w:t>
+          <w:sz w:val="26"/>
+          <w:szCs w:val="26"/>
+        </w:rPr>
+        <w:t>outputs</w:t>
       </w:r>
       <w:proofErr w:type="spellEnd"/>
       <w:r>
         <w:rPr>
-          <w:color w:val="FF0000"/>
-          <w:sz w:val="32"/>
-          <w:szCs w:val="32"/>
-        </w:rPr>
-        <w:t xml:space="preserve"> </w:t>
+          <w:sz w:val="26"/>
+          <w:szCs w:val="26"/>
+        </w:rPr>
+        <w:t xml:space="preserve">“: </w:t>
+      </w:r>
+      <w:r>
+        <w:rPr>
+          <w:color w:val="FF0000"/>
+          <w:sz w:val="26"/>
+          <w:szCs w:val="26"/>
+        </w:rPr>
+        <w:t>Ausgegebener Text.</w:t>
+      </w:r>
+    </w:p>
+    <w:p>
+      <w:pPr>
+        <w:rPr>
+          <w:sz w:val="26"/>
+          <w:szCs w:val="26"/>
+        </w:rPr>
+      </w:pPr>
+    </w:p>
+    <w:p>
+      <w:pPr>
+        <w:rPr>
+          <w:color w:val="FF0000"/>
+          <w:sz w:val="26"/>
+          <w:szCs w:val="26"/>
+        </w:rPr>
+      </w:pPr>
+      <w:r>
+        <w:rPr>
+          <w:sz w:val="26"/>
+          <w:szCs w:val="26"/>
+        </w:rPr>
+        <w:t xml:space="preserve">„Source“: []: </w:t>
+      </w:r>
+      <w:r>
+        <w:rPr>
+          <w:color w:val="FF0000"/>
+          <w:sz w:val="26"/>
+          <w:szCs w:val="26"/>
+        </w:rPr>
+        <w:t xml:space="preserve">Die Gestaltung des Inhaltes &amp; Inhalt. </w:t>
+      </w:r>
+    </w:p>
+    <w:p>
+      <w:pPr>
+        <w:rPr>
+          <w:color w:val="FF0000"/>
+          <w:sz w:val="26"/>
+          <w:szCs w:val="26"/>
+        </w:rPr>
+      </w:pPr>
+    </w:p>
+    <w:p>
+      <w:pPr>
+        <w:rPr>
+          <w:color w:val="FF0000"/>
+          <w:sz w:val="26"/>
+          <w:szCs w:val="26"/>
+        </w:rPr>
+      </w:pPr>
+      <w:r>
+        <w:rPr>
+          <w:sz w:val="26"/>
+          <w:szCs w:val="26"/>
+        </w:rPr>
+        <w:t xml:space="preserve">\n: </w:t>
+      </w:r>
+      <w:r>
+        <w:rPr>
+          <w:color w:val="FF0000"/>
+          <w:sz w:val="26"/>
+          <w:szCs w:val="26"/>
+        </w:rPr>
+        <w:t>Zeilenumbruch.</w:t>
+      </w:r>
+    </w:p>
+    <w:p>
+      <w:pPr>
+        <w:rPr>
+          <w:color w:val="FF0000"/>
+          <w:sz w:val="26"/>
+          <w:szCs w:val="26"/>
+        </w:rPr>
+      </w:pPr>
+    </w:p>
+    <w:p>
+      <w:pPr>
+        <w:rPr>
+          <w:color w:val="FF0000"/>
+          <w:sz w:val="26"/>
+          <w:szCs w:val="26"/>
+        </w:rPr>
+      </w:pPr>
+      <w:r>
+        <w:rPr>
+          <w:sz w:val="26"/>
+          <w:szCs w:val="26"/>
+        </w:rPr>
+        <w:t>H3 style = \“text-</w:t>
       </w:r>
       <w:proofErr w:type="spellStart"/>
       <w:r>
         <w:rPr>
-          <w:color w:val="FF0000"/>
-          <w:sz w:val="32"/>
-          <w:szCs w:val="32"/>
-        </w:rPr>
-        <w:t>Formatierungs</w:t>
+          <w:sz w:val="26"/>
+          <w:szCs w:val="26"/>
+        </w:rPr>
+        <w:t>align</w:t>
       </w:r>
       <w:proofErr w:type="spellEnd"/>
       <w:r>
         <w:rPr>
-          <w:color w:val="FF0000"/>
-          <w:sz w:val="32"/>
-          <w:szCs w:val="32"/>
-        </w:rPr>
-        <w:t xml:space="preserve"> typen an. </w:t>
-      </w:r>
-    </w:p>
-    <w:p>
-      <w:pPr>
-        <w:rPr>
-          <w:sz w:val="32"/>
-          <w:szCs w:val="32"/>
-        </w:rPr>
-      </w:pPr>
-      <w:r>
-        <w:rPr>
-          <w:sz w:val="32"/>
-          <w:szCs w:val="32"/>
-        </w:rPr>
-        <w:t>„</w:t>
+          <w:sz w:val="26"/>
+          <w:szCs w:val="26"/>
+        </w:rPr>
+        <w:t xml:space="preserve">: </w:t>
       </w:r>
       <w:proofErr w:type="spellStart"/>
       <w:r>
         <w:rPr>
-          <w:sz w:val="32"/>
-          <w:szCs w:val="32"/>
-        </w:rPr>
-        <w:t>execution_count</w:t>
+          <w:sz w:val="26"/>
+          <w:szCs w:val="26"/>
+        </w:rPr>
+        <w:t>center</w:t>
       </w:r>
       <w:proofErr w:type="spellEnd"/>
       <w:r>
         <w:rPr>
-          <w:sz w:val="32"/>
-          <w:szCs w:val="32"/>
-        </w:rPr>
-        <w:t xml:space="preserve">“: </w:t>
-      </w:r>
-      <w:r>
-        <w:rPr>
-          <w:color w:val="FF0000"/>
-          <w:sz w:val="32"/>
-          <w:szCs w:val="32"/>
-        </w:rPr>
-        <w:t>Zählung für den Durchlauf.</w:t>
-      </w:r>
-    </w:p>
-    <w:p>
-      <w:pPr>
-        <w:rPr>
-          <w:color w:val="FF0000"/>
-          <w:sz w:val="32"/>
-          <w:szCs w:val="32"/>
-        </w:rPr>
-      </w:pPr>
+          <w:sz w:val="26"/>
+          <w:szCs w:val="26"/>
+        </w:rPr>
+        <w:t>“ &gt;: Ausgegebener Text:</w:t>
+      </w:r>
+    </w:p>
+    <w:p>
+      <w:pPr>
+        <w:rPr>
+          <w:color w:val="FF0000"/>
+          <w:sz w:val="26"/>
+          <w:szCs w:val="26"/>
+        </w:rPr>
+      </w:pPr>
+      <w:r>
+        <w:rPr>
+          <w:color w:val="FF0000"/>
+          <w:sz w:val="26"/>
+          <w:szCs w:val="26"/>
+        </w:rPr>
+        <w:t xml:space="preserve">HTML-Code innerhalb einer </w:t>
+      </w:r>
       <w:proofErr w:type="spellStart"/>
       <w:r>
         <w:rPr>
-          <w:sz w:val="32"/>
-          <w:szCs w:val="32"/>
+          <w:color w:val="FF0000"/>
+          <w:sz w:val="26"/>
+          <w:szCs w:val="26"/>
         </w:rPr>
         <w:t>Markdown</w:t>
       </w:r>
       <w:proofErr w:type="spellEnd"/>
       <w:r>
         <w:rPr>
-          <w:sz w:val="32"/>
-          <w:szCs w:val="32"/>
-        </w:rPr>
-        <w:t xml:space="preserve">: </w:t>
-      </w:r>
-      <w:r>
-        <w:rPr>
-          <w:color w:val="FF0000"/>
-          <w:sz w:val="32"/>
-          <w:szCs w:val="32"/>
-        </w:rPr>
-        <w:t xml:space="preserve">Syntax für Text Formationen. </w:t>
-      </w:r>
-    </w:p>
-    <w:p>
-      <w:pPr>
-        <w:rPr>
-          <w:color w:val="FF0000"/>
-          <w:sz w:val="32"/>
-          <w:szCs w:val="32"/>
-        </w:rPr>
-      </w:pPr>
-      <w:r>
-        <w:rPr>
-          <w:sz w:val="32"/>
-          <w:szCs w:val="32"/>
-        </w:rPr>
-        <w:t>„</w:t>
-      </w:r>
-      <w:proofErr w:type="spellStart"/>
-      <w:r>
-        <w:rPr>
-          <w:sz w:val="32"/>
-          <w:szCs w:val="32"/>
-        </w:rPr>
-        <w:t>Metadata</w:t>
-      </w:r>
-      <w:proofErr w:type="spellEnd"/>
-      <w:r>
-        <w:rPr>
-          <w:sz w:val="32"/>
-          <w:szCs w:val="32"/>
-        </w:rPr>
-        <w:t xml:space="preserve">“: </w:t>
-      </w:r>
-      <w:r>
-        <w:rPr>
-          <w:sz w:val="32"/>
-          <w:szCs w:val="32"/>
-        </w:rPr>
-        <w:t xml:space="preserve">Language: </w:t>
-      </w:r>
-      <w:r>
-        <w:rPr>
-          <w:color w:val="FF0000"/>
-          <w:sz w:val="32"/>
-          <w:szCs w:val="32"/>
-        </w:rPr>
-        <w:t>Gibt die Programmiersprache an.</w:t>
-      </w:r>
-    </w:p>
-    <w:p>
-      <w:pPr>
-        <w:rPr>
-          <w:sz w:val="32"/>
-          <w:szCs w:val="32"/>
-        </w:rPr>
-      </w:pPr>
-      <w:r>
-        <w:rPr>
-          <w:sz w:val="32"/>
-          <w:szCs w:val="32"/>
-        </w:rPr>
-        <w:t>„</w:t>
-      </w:r>
-      <w:proofErr w:type="spellStart"/>
-      <w:r>
-        <w:rPr>
-          <w:sz w:val="32"/>
-          <w:szCs w:val="32"/>
-        </w:rPr>
-        <w:t>outputs</w:t>
-      </w:r>
-      <w:proofErr w:type="spellEnd"/>
-      <w:r>
-        <w:rPr>
-          <w:sz w:val="32"/>
-          <w:szCs w:val="32"/>
-        </w:rPr>
-        <w:t>“:</w:t>
-      </w:r>
-      <w:r>
-        <w:rPr>
-          <w:sz w:val="32"/>
-          <w:szCs w:val="32"/>
-        </w:rPr>
-        <w:t xml:space="preserve"> </w:t>
-      </w:r>
-      <w:r>
-        <w:rPr>
-          <w:color w:val="FF0000"/>
-          <w:sz w:val="32"/>
-          <w:szCs w:val="32"/>
-        </w:rPr>
-        <w:t>Ausgegebener Text.</w:t>
-      </w:r>
-    </w:p>
-    <w:p>
-      <w:pPr>
-        <w:rPr>
-          <w:color w:val="FF0000"/>
-          <w:sz w:val="32"/>
-          <w:szCs w:val="32"/>
-        </w:rPr>
-      </w:pPr>
-      <w:r>
-        <w:rPr>
-          <w:sz w:val="32"/>
-          <w:szCs w:val="32"/>
-        </w:rPr>
-        <w:t>„Source“:</w:t>
-      </w:r>
-      <w:r>
-        <w:rPr>
-          <w:sz w:val="32"/>
-          <w:szCs w:val="32"/>
-        </w:rPr>
-        <w:t xml:space="preserve"> []</w:t>
-      </w:r>
-      <w:r>
-        <w:rPr>
-          <w:sz w:val="32"/>
-          <w:szCs w:val="32"/>
-        </w:rPr>
-        <w:t xml:space="preserve"> </w:t>
-      </w:r>
-      <w:r>
-        <w:rPr>
-          <w:color w:val="FF0000"/>
-          <w:sz w:val="32"/>
-          <w:szCs w:val="32"/>
-        </w:rPr>
-        <w:t>Die Gestaltung des Inhaltes</w:t>
-      </w:r>
-      <w:r>
-        <w:rPr>
-          <w:color w:val="FF0000"/>
-          <w:sz w:val="32"/>
-          <w:szCs w:val="32"/>
-        </w:rPr>
-        <w:t xml:space="preserve"> &amp; Inhalt. </w:t>
-      </w:r>
+          <w:color w:val="FF0000"/>
+          <w:sz w:val="26"/>
+          <w:szCs w:val="26"/>
+        </w:rPr>
+        <w:t>-Zelle</w:t>
+      </w:r>
+    </w:p>
+    <w:p>
+      <w:pPr>
+        <w:rPr>
+          <w:color w:val="FF0000"/>
+          <w:sz w:val="26"/>
+          <w:szCs w:val="26"/>
+        </w:rPr>
+      </w:pPr>
+    </w:p>
+    <w:p>
+      <w:pPr>
+        <w:rPr>
+          <w:sz w:val="26"/>
+          <w:szCs w:val="26"/>
+        </w:rPr>
+      </w:pPr>
+      <w:r>
+        <w:rPr>
+          <w:sz w:val="26"/>
+          <w:szCs w:val="26"/>
+        </w:rPr>
+        <w:t xml:space="preserve">„###...“: </w:t>
+      </w:r>
+      <w:r>
+        <w:rPr>
+          <w:color w:val="FF0000"/>
+          <w:sz w:val="26"/>
+          <w:szCs w:val="26"/>
+        </w:rPr>
+        <w:t xml:space="preserve">gibt die Überschriften an </w:t>
+      </w:r>
+      <w:proofErr w:type="gramStart"/>
+      <w:r>
+        <w:rPr>
+          <w:color w:val="FF0000"/>
+          <w:sz w:val="26"/>
+          <w:szCs w:val="26"/>
+        </w:rPr>
+        <w:t>#(</w:t>
+      </w:r>
+      <w:proofErr w:type="gramEnd"/>
+      <w:r>
+        <w:rPr>
+          <w:color w:val="FF0000"/>
+          <w:sz w:val="26"/>
+          <w:szCs w:val="26"/>
+        </w:rPr>
+        <w:t>Große Ü), ##(kleinere Ü), ##(Unterüberschriften).</w:t>
+      </w:r>
+    </w:p>
+    <w:p>
+      <w:pPr>
+        <w:rPr>
+          <w:sz w:val="26"/>
+          <w:szCs w:val="26"/>
+        </w:rPr>
+      </w:pPr>
       <w:bookmarkStart w:id="0" w:name="_GoBack"/>
       <w:bookmarkEnd w:id="0"/>
-    </w:p>
-    <w:p>
-      <w:pPr>
-        <w:rPr>
-          <w:color w:val="FF0000"/>
-          <w:sz w:val="32"/>
-          <w:szCs w:val="32"/>
-        </w:rPr>
-      </w:pPr>
-      <w:r>
-        <w:rPr>
-          <w:sz w:val="32"/>
-          <w:szCs w:val="32"/>
-        </w:rPr>
-        <w:t xml:space="preserve">\n: </w:t>
-      </w:r>
-      <w:r>
-        <w:rPr>
-          <w:color w:val="FF0000"/>
-          <w:sz w:val="32"/>
-          <w:szCs w:val="32"/>
-        </w:rPr>
-        <w:t>Zeilenumbruch.</w:t>
-      </w:r>
-    </w:p>
-    <w:p>
-      <w:pPr>
-        <w:rPr>
-          <w:color w:val="FF0000"/>
-          <w:sz w:val="32"/>
-          <w:szCs w:val="32"/>
-        </w:rPr>
-      </w:pPr>
-      <w:r>
-        <w:rPr>
-          <w:sz w:val="32"/>
-          <w:szCs w:val="32"/>
-        </w:rPr>
-        <w:t>H3 style = \“text-</w:t>
-      </w:r>
-      <w:proofErr w:type="spellStart"/>
-      <w:r>
-        <w:rPr>
-          <w:sz w:val="32"/>
-          <w:szCs w:val="32"/>
-        </w:rPr>
-        <w:t>align</w:t>
-      </w:r>
-      <w:proofErr w:type="spellEnd"/>
-      <w:r>
-        <w:rPr>
-          <w:sz w:val="32"/>
-          <w:szCs w:val="32"/>
-        </w:rPr>
-        <w:t xml:space="preserve">: </w:t>
-      </w:r>
-      <w:proofErr w:type="spellStart"/>
-      <w:r>
-        <w:rPr>
-          <w:sz w:val="32"/>
-          <w:szCs w:val="32"/>
-        </w:rPr>
-        <w:t>c</w:t>
-      </w:r>
-      <w:r>
-        <w:rPr>
-          <w:sz w:val="32"/>
-          <w:szCs w:val="32"/>
-        </w:rPr>
-        <w:t>enter</w:t>
-      </w:r>
-      <w:proofErr w:type="spellEnd"/>
-      <w:r>
-        <w:rPr>
-          <w:sz w:val="32"/>
-          <w:szCs w:val="32"/>
-        </w:rPr>
-        <w:t>“ &gt;</w:t>
-      </w:r>
-      <w:r>
-        <w:rPr>
-          <w:sz w:val="32"/>
-          <w:szCs w:val="32"/>
-        </w:rPr>
-        <w:t xml:space="preserve">: </w:t>
-      </w:r>
-      <w:r>
-        <w:rPr>
-          <w:color w:val="FF0000"/>
-          <w:sz w:val="32"/>
-          <w:szCs w:val="32"/>
-        </w:rPr>
-        <w:t>Ausgegebener Text</w:t>
-      </w:r>
-      <w:r>
-        <w:rPr>
-          <w:color w:val="FF0000"/>
-          <w:sz w:val="32"/>
-          <w:szCs w:val="32"/>
-        </w:rPr>
-        <w:t>.</w:t>
-      </w:r>
-    </w:p>
-    <w:p>
-      <w:pPr>
-        <w:rPr>
-          <w:sz w:val="32"/>
-          <w:szCs w:val="32"/>
-        </w:rPr>
-      </w:pPr>
-      <w:r>
-        <w:rPr>
-          <w:sz w:val="32"/>
-          <w:szCs w:val="32"/>
-        </w:rPr>
-        <w:t xml:space="preserve">„###...“: </w:t>
-      </w:r>
-      <w:r>
-        <w:rPr>
-          <w:color w:val="FF0000"/>
-          <w:sz w:val="32"/>
-          <w:szCs w:val="32"/>
-        </w:rPr>
-        <w:t>gibt die Überschriften an #,</w:t>
-      </w:r>
-      <w:r>
-        <w:rPr>
-          <w:color w:val="FF0000"/>
-          <w:sz w:val="32"/>
-          <w:szCs w:val="32"/>
-        </w:rPr>
-        <w:t xml:space="preserve"> </w:t>
-      </w:r>
-      <w:r>
-        <w:rPr>
-          <w:color w:val="FF0000"/>
-          <w:sz w:val="32"/>
-          <w:szCs w:val="32"/>
-        </w:rPr>
-        <w:t>##,</w:t>
-      </w:r>
-      <w:r>
-        <w:rPr>
-          <w:color w:val="FF0000"/>
-          <w:sz w:val="32"/>
-          <w:szCs w:val="32"/>
-        </w:rPr>
-        <w:t xml:space="preserve"> </w:t>
-      </w:r>
-      <w:r>
-        <w:rPr>
-          <w:color w:val="FF0000"/>
-          <w:sz w:val="32"/>
-          <w:szCs w:val="32"/>
-        </w:rPr>
-        <w:t>##(Unterüberschriften).</w:t>
-      </w:r>
-    </w:p>
-    <w:p>
-      <w:pPr>
-        <w:rPr>
-          <w:color w:val="FF0000"/>
-          <w:sz w:val="28"/>
-        </w:rPr>
-      </w:pPr>
-    </w:p>
-    <w:p>
-      <w:pPr>
-        <w:rPr>
-          <w:sz w:val="28"/>
-        </w:rPr>
-      </w:pPr>
-      <w:r>
-        <w:rPr>
-          <w:color w:val="FF0000"/>
-          <w:sz w:val="28"/>
-        </w:rPr>
-        <w:t xml:space="preserve"> </w:t>
-      </w:r>
     </w:p>
     <w:sectPr>
       <w:pgSz w:w="11906" w:h="16838"/>
@@ -975,6 +1087,7 @@
   <w:style w:type="paragraph" w:default="1" w:styleId="Standard">
     <w:name w:val="Normal"/>
     <w:qFormat/>
+    <w:rsid w:val="0058004A"/>
   </w:style>
   <w:style w:type="character" w:default="1" w:styleId="Absatz-Standardschriftart">
     <w:name w:val="Default Paragraph Font"/>
